--- a/00_总控宪章与自动化引擎/01_从0到1剧集全流程十大阶段把控标准专著/10_《第十阶段：全流程跨集连续性总台账、过程记录本与工业化零误差终检把控标准》.docx
+++ b/00_总控宪章与自动化引擎/01_从0到1剧集全流程十大阶段把控标准专著/10_《第十阶段：全流程跨集连续性总台账、过程记录本与工业化零误差终检把控标准》.docx
@@ -140,9 +140,6 @@
         </w:tc>
       </w:tr>
       <w:tr>
-        <w:trPr>
-          <w:cantSplit/>
-        </w:trPr>
         <w:tc>
           <w:tcPr>
             <w:tcW w:type="dxa" w:w="3096"/>
@@ -207,9 +204,6 @@
         </w:tc>
       </w:tr>
       <w:tr>
-        <w:trPr>
-          <w:cantSplit/>
-        </w:trPr>
         <w:tc>
           <w:tcPr>
             <w:tcW w:type="dxa" w:w="3096"/>
@@ -378,9 +372,6 @@
         </w:tc>
       </w:tr>
       <w:tr>
-        <w:trPr>
-          <w:cantSplit/>
-        </w:trPr>
         <w:tc>
           <w:tcPr>
             <w:tcW w:type="dxa" w:w="3096"/>
@@ -439,9 +430,6 @@
         </w:tc>
       </w:tr>
       <w:tr>
-        <w:trPr>
-          <w:cantSplit/>
-        </w:trPr>
         <w:tc>
           <w:tcPr>
             <w:tcW w:type="dxa" w:w="3096"/>
@@ -502,9 +490,6 @@
         </w:tc>
       </w:tr>
       <w:tr>
-        <w:trPr>
-          <w:cantSplit/>
-        </w:trPr>
         <w:tc>
           <w:tcPr>
             <w:tcW w:type="dxa" w:w="3096"/>
@@ -563,9 +548,6 @@
         </w:tc>
       </w:tr>
       <w:tr>
-        <w:trPr>
-          <w:cantSplit/>
-        </w:trPr>
         <w:tc>
           <w:tcPr>
             <w:tcW w:type="dxa" w:w="3096"/>
@@ -626,9 +608,6 @@
         </w:tc>
       </w:tr>
       <w:tr>
-        <w:trPr>
-          <w:cantSplit/>
-        </w:trPr>
         <w:tc>
           <w:tcPr>
             <w:tcW w:type="dxa" w:w="3096"/>
@@ -687,9 +666,6 @@
         </w:tc>
       </w:tr>
       <w:tr>
-        <w:trPr>
-          <w:cantSplit/>
-        </w:trPr>
         <w:tc>
           <w:tcPr>
             <w:tcW w:type="dxa" w:w="3096"/>

--- a/00_总控宪章与自动化引擎/01_从0到1剧集全流程十大阶段把控标准专著/10_《第十阶段：全流程跨集连续性总台账、过程记录本与工业化零误差终检把控标准》.docx
+++ b/00_总控宪章与自动化引擎/01_从0到1剧集全流程十大阶段把控标准专著/10_《第十阶段：全流程跨集连续性总台账、过程记录本与工业化零误差终检把控标准》.docx
@@ -726,6 +726,395 @@
         </w:tc>
       </w:tr>
     </w:tbl>
+    <w:p>
+      <w:pPr>
+        <w:spacing w:before="200" w:after="80" w:line="384" w:lineRule="auto"/>
+        <w:jc w:val="left"/>
+      </w:pPr>
+      <w:r>
+        <w:rPr>
+          <w:rFonts w:ascii="Arial" w:hAnsi="Arial" w:eastAsia="黑体"/>
+          <w:b/>
+          <w:color w:val="192D55"/>
+          <w:sz w:val="25"/>
+        </w:rPr>
+        <w:t>第三章　【终检与复盘实操工具】全库零误差16项自动化终检清单与全流程演进归档规范</w:t>
+      </w:r>
+    </w:p>
+    <w:tbl>
+      <w:tblPr>
+        <w:tblStyle w:val="TableGrid"/>
+        <w:tblW w:type="auto" w:w="0"/>
+        <w:jc w:val="center"/>
+        <w:tblLayout w:type="fixed"/>
+        <w:tblLook w:firstColumn="1" w:firstRow="1" w:lastColumn="0" w:lastRow="0" w:noHBand="0" w:noVBand="1" w:val="04A0"/>
+      </w:tblPr>
+      <w:tblGrid>
+        <w:gridCol w:w="3456"/>
+        <w:gridCol w:w="3456"/>
+        <w:gridCol w:w="3456"/>
+      </w:tblGrid>
+      <w:tr>
+        <w:trPr>
+          <w:tblHeader/>
+          <w:cantSplit/>
+        </w:trPr>
+        <w:tc>
+          <w:tcPr>
+            <w:tcW w:type="dxa" w:w="2664"/>
+            <w:vAlign w:val="center"/>
+            <w:tcMar>
+              <w:top w:w="130" w:type="dxa"/>
+              <w:bottom w:w="130" w:type="dxa"/>
+              <w:left w:w="150" w:type="dxa"/>
+              <w:right w:w="150" w:type="dxa"/>
+            </w:tcMar>
+            <w:shd w:fill="1F3864"/>
+          </w:tcPr>
+          <w:p>
+            <w:pPr>
+              <w:spacing w:before="40" w:after="40" w:line="312" w:lineRule="auto"/>
+              <w:jc w:val="center"/>
+            </w:pPr>
+            <w:r/>
+            <w:r>
+              <w:rPr>
+                <w:rFonts w:ascii="Arial" w:hAnsi="Arial" w:eastAsia="黑体"/>
+                <w:b/>
+                <w:color w:val="FFFFFF"/>
+                <w:sz w:val="19"/>
+              </w:rPr>
+              <w:t>实操把控与自检维度</w:t>
+            </w:r>
+          </w:p>
+        </w:tc>
+        <w:tc>
+          <w:tcPr>
+            <w:tcW w:type="dxa" w:w="4104"/>
+            <w:vAlign w:val="center"/>
+            <w:tcMar>
+              <w:top w:w="130" w:type="dxa"/>
+              <w:bottom w:w="130" w:type="dxa"/>
+              <w:left w:w="150" w:type="dxa"/>
+              <w:right w:w="150" w:type="dxa"/>
+            </w:tcMar>
+            <w:shd w:fill="1F3864"/>
+          </w:tcPr>
+          <w:p>
+            <w:pPr>
+              <w:spacing w:before="40" w:after="40" w:line="312" w:lineRule="auto"/>
+              <w:jc w:val="center"/>
+            </w:pPr>
+            <w:r/>
+            <w:r>
+              <w:rPr>
+                <w:rFonts w:ascii="Arial" w:hAnsi="Arial" w:eastAsia="黑体"/>
+                <w:b/>
+                <w:color w:val="FFFFFF"/>
+                <w:sz w:val="19"/>
+              </w:rPr>
+              <w:t>工业级执行标准与质检清单（Checklist）</w:t>
+            </w:r>
+          </w:p>
+        </w:tc>
+        <w:tc>
+          <w:tcPr>
+            <w:tcW w:type="dxa" w:w="3600"/>
+            <w:vAlign w:val="center"/>
+            <w:tcMar>
+              <w:top w:w="130" w:type="dxa"/>
+              <w:bottom w:w="130" w:type="dxa"/>
+              <w:left w:w="150" w:type="dxa"/>
+              <w:right w:w="150" w:type="dxa"/>
+            </w:tcMar>
+            <w:shd w:fill="1F3864"/>
+          </w:tcPr>
+          <w:p>
+            <w:pPr>
+              <w:spacing w:before="40" w:after="40" w:line="312" w:lineRule="auto"/>
+              <w:jc w:val="center"/>
+            </w:pPr>
+            <w:r/>
+            <w:r>
+              <w:rPr>
+                <w:rFonts w:ascii="Arial" w:hAnsi="Arial" w:eastAsia="黑体"/>
+                <w:b/>
+                <w:color w:val="FFFFFF"/>
+                <w:sz w:val="19"/>
+              </w:rPr>
+              <w:t>新剧项目落地填写区</w:t>
+            </w:r>
+          </w:p>
+        </w:tc>
+      </w:tr>
+      <w:tr>
+        <w:tc>
+          <w:tcPr>
+            <w:tcW w:type="dxa" w:w="2664"/>
+            <w:vAlign w:val="center"/>
+            <w:tcMar>
+              <w:top w:w="105" w:type="dxa"/>
+              <w:bottom w:w="105" w:type="dxa"/>
+              <w:left w:w="145" w:type="dxa"/>
+              <w:right w:w="145" w:type="dxa"/>
+            </w:tcMar>
+          </w:tcPr>
+          <w:p>
+            <w:pPr>
+              <w:spacing w:before="40" w:after="40" w:line="341" w:lineRule="auto"/>
+              <w:jc w:val="left"/>
+            </w:pPr>
+            <w:r/>
+            <w:r>
+              <w:rPr>
+                <w:rFonts w:ascii="Times New Roman" w:hAnsi="Times New Roman" w:eastAsia="宋体"/>
+                <w:b/>
+                <w:color w:val="191919"/>
+                <w:sz w:val="19"/>
+              </w:rPr>
+              <w:t>1. A/B/C三本时间账与跨集连续性终检</w:t>
+            </w:r>
+          </w:p>
+        </w:tc>
+        <w:tc>
+          <w:tcPr>
+            <w:tcW w:type="dxa" w:w="4104"/>
+            <w:vAlign w:val="center"/>
+            <w:tcMar>
+              <w:top w:w="105" w:type="dxa"/>
+              <w:bottom w:w="105" w:type="dxa"/>
+              <w:left w:w="145" w:type="dxa"/>
+              <w:right w:w="145" w:type="dxa"/>
+            </w:tcMar>
+          </w:tcPr>
+          <w:p>
+            <w:pPr>
+              <w:spacing w:before="40" w:after="40" w:line="341" w:lineRule="auto"/>
+              <w:jc w:val="left"/>
+            </w:pPr>
+            <w:r/>
+            <w:r>
+              <w:rPr>
+                <w:rFonts w:ascii="Times New Roman" w:hAnsi="Times New Roman" w:eastAsia="宋体"/>
+                <w:b w:val="0"/>
+                <w:color w:val="191919"/>
+                <w:sz w:val="19"/>
+              </w:rPr>
+              <w:t>对全剧客观顺时序（A账）、成片呈现序（B账）、角色认知差（C账）进行逐集交叉核对，彻底消灭“未卜先知”或“地点/道具错位”Bug。</w:t>
+            </w:r>
+          </w:p>
+        </w:tc>
+        <w:tc>
+          <w:tcPr>
+            <w:tcW w:type="dxa" w:w="3600"/>
+            <w:vAlign w:val="center"/>
+            <w:tcMar>
+              <w:top w:w="105" w:type="dxa"/>
+              <w:bottom w:w="105" w:type="dxa"/>
+              <w:left w:w="145" w:type="dxa"/>
+              <w:right w:w="145" w:type="dxa"/>
+            </w:tcMar>
+          </w:tcPr>
+          <w:p>
+            <w:pPr>
+              <w:spacing w:before="40" w:after="40" w:line="341" w:lineRule="auto"/>
+              <w:jc w:val="left"/>
+            </w:pPr>
+            <w:r/>
+            <w:r>
+              <w:rPr>
+                <w:rFonts w:ascii="Times New Roman" w:hAnsi="Times New Roman" w:eastAsia="宋体"/>
+                <w:b w:val="0"/>
+                <w:color w:val="191919"/>
+                <w:sz w:val="19"/>
+              </w:rPr>
+              <w:t>□ A/B/C三本时间账100%闭合</w:t>
+              <w:br/>
+              <w:t>□ 关键事件发生地点与在场人无误</w:t>
+            </w:r>
+          </w:p>
+        </w:tc>
+      </w:tr>
+      <w:tr>
+        <w:tc>
+          <w:tcPr>
+            <w:tcW w:type="dxa" w:w="2664"/>
+            <w:vAlign w:val="center"/>
+            <w:tcMar>
+              <w:top w:w="105" w:type="dxa"/>
+              <w:bottom w:w="105" w:type="dxa"/>
+              <w:left w:w="145" w:type="dxa"/>
+              <w:right w:w="145" w:type="dxa"/>
+            </w:tcMar>
+            <w:shd w:fill="F7FAFC"/>
+          </w:tcPr>
+          <w:p>
+            <w:pPr>
+              <w:spacing w:before="40" w:after="40" w:line="341" w:lineRule="auto"/>
+              <w:jc w:val="left"/>
+            </w:pPr>
+            <w:r/>
+            <w:r>
+              <w:rPr>
+                <w:rFonts w:ascii="Times New Roman" w:hAnsi="Times New Roman" w:eastAsia="宋体"/>
+                <w:b/>
+                <w:color w:val="191919"/>
+                <w:sz w:val="19"/>
+              </w:rPr>
+              <w:t>2. 出版级Word排版与跨页显示终检</w:t>
+            </w:r>
+          </w:p>
+        </w:tc>
+        <w:tc>
+          <w:tcPr>
+            <w:tcW w:type="dxa" w:w="4104"/>
+            <w:vAlign w:val="center"/>
+            <w:tcMar>
+              <w:top w:w="105" w:type="dxa"/>
+              <w:bottom w:w="105" w:type="dxa"/>
+              <w:left w:w="145" w:type="dxa"/>
+              <w:right w:w="145" w:type="dxa"/>
+            </w:tcMar>
+            <w:shd w:fill="F7FAFC"/>
+          </w:tcPr>
+          <w:p>
+            <w:pPr>
+              <w:spacing w:before="40" w:after="40" w:line="341" w:lineRule="auto"/>
+              <w:jc w:val="left"/>
+            </w:pPr>
+            <w:r/>
+            <w:r>
+              <w:rPr>
+                <w:rFonts w:ascii="Times New Roman" w:hAnsi="Times New Roman" w:eastAsia="宋体"/>
+                <w:b w:val="0"/>
+                <w:color w:val="191919"/>
+                <w:sz w:val="19"/>
+              </w:rPr>
+              <w:t>全库文档统一执行中西文混排规范，所有表格仅表头保留cantSplit、所有数据行移除cantSplit，确保超长分集大纲与大结局内容100%完整跨页显示。</w:t>
+            </w:r>
+          </w:p>
+        </w:tc>
+        <w:tc>
+          <w:tcPr>
+            <w:tcW w:type="dxa" w:w="3600"/>
+            <w:vAlign w:val="center"/>
+            <w:tcMar>
+              <w:top w:w="105" w:type="dxa"/>
+              <w:bottom w:w="105" w:type="dxa"/>
+              <w:left w:w="145" w:type="dxa"/>
+              <w:right w:w="145" w:type="dxa"/>
+            </w:tcMar>
+            <w:shd w:fill="F7FAFC"/>
+          </w:tcPr>
+          <w:p>
+            <w:pPr>
+              <w:spacing w:before="40" w:after="40" w:line="341" w:lineRule="auto"/>
+              <w:jc w:val="left"/>
+            </w:pPr>
+            <w:r/>
+            <w:r>
+              <w:rPr>
+                <w:rFonts w:ascii="Times New Roman" w:hAnsi="Times New Roman" w:eastAsia="宋体"/>
+                <w:b w:val="0"/>
+                <w:color w:val="191919"/>
+                <w:sz w:val="19"/>
+              </w:rPr>
+              <w:t>□ 全库数据行已移除w:cantSplit</w:t>
+              <w:br/>
+              <w:t>□ 大结局与长表内容100%完整显示</w:t>
+            </w:r>
+          </w:p>
+        </w:tc>
+      </w:tr>
+      <w:tr>
+        <w:tc>
+          <w:tcPr>
+            <w:tcW w:type="dxa" w:w="2664"/>
+            <w:vAlign w:val="center"/>
+            <w:tcMar>
+              <w:top w:w="105" w:type="dxa"/>
+              <w:bottom w:w="105" w:type="dxa"/>
+              <w:left w:w="145" w:type="dxa"/>
+              <w:right w:w="145" w:type="dxa"/>
+            </w:tcMar>
+          </w:tcPr>
+          <w:p>
+            <w:pPr>
+              <w:spacing w:before="40" w:after="40" w:line="341" w:lineRule="auto"/>
+              <w:jc w:val="left"/>
+            </w:pPr>
+            <w:r/>
+            <w:r>
+              <w:rPr>
+                <w:rFonts w:ascii="Times New Roman" w:hAnsi="Times New Roman" w:eastAsia="宋体"/>
+                <w:b/>
+                <w:color w:val="191919"/>
+                <w:sz w:val="19"/>
+              </w:rPr>
+              <w:t>3. 全流程创作过程记录与经验沉淀</w:t>
+            </w:r>
+          </w:p>
+        </w:tc>
+        <w:tc>
+          <w:tcPr>
+            <w:tcW w:type="dxa" w:w="4104"/>
+            <w:vAlign w:val="center"/>
+            <w:tcMar>
+              <w:top w:w="105" w:type="dxa"/>
+              <w:bottom w:w="105" w:type="dxa"/>
+              <w:left w:w="145" w:type="dxa"/>
+              <w:right w:w="145" w:type="dxa"/>
+            </w:tcMar>
+          </w:tcPr>
+          <w:p>
+            <w:pPr>
+              <w:spacing w:before="40" w:after="40" w:line="341" w:lineRule="auto"/>
+              <w:jc w:val="left"/>
+            </w:pPr>
+            <w:r/>
+            <w:r>
+              <w:rPr>
+                <w:rFonts w:ascii="Times New Roman" w:hAnsi="Times New Roman" w:eastAsia="宋体"/>
+                <w:b w:val="0"/>
+                <w:color w:val="191919"/>
+                <w:sz w:val="19"/>
+              </w:rPr>
+              <w:t>完整留存从最初灵感、初稿推翻点、关键场次修改决策到播后受众反馈的全套过程记录，形成可持续复用的工业化资产库。</w:t>
+            </w:r>
+          </w:p>
+        </w:tc>
+        <w:tc>
+          <w:tcPr>
+            <w:tcW w:type="dxa" w:w="3600"/>
+            <w:vAlign w:val="center"/>
+            <w:tcMar>
+              <w:top w:w="105" w:type="dxa"/>
+              <w:bottom w:w="105" w:type="dxa"/>
+              <w:left w:w="145" w:type="dxa"/>
+              <w:right w:w="145" w:type="dxa"/>
+            </w:tcMar>
+          </w:tcPr>
+          <w:p>
+            <w:pPr>
+              <w:spacing w:before="40" w:after="40" w:line="341" w:lineRule="auto"/>
+              <w:jc w:val="left"/>
+            </w:pPr>
+            <w:r/>
+            <w:r>
+              <w:rPr>
+                <w:rFonts w:ascii="Times New Roman" w:hAnsi="Times New Roman" w:eastAsia="宋体"/>
+                <w:b w:val="0"/>
+                <w:color w:val="191919"/>
+                <w:sz w:val="19"/>
+              </w:rPr>
+              <w:t>□ 创作演进与修改决策已完整归档</w:t>
+              <w:br/>
+              <w:t>□ 播后全维复盘报告已入库</w:t>
+            </w:r>
+          </w:p>
+        </w:tc>
+      </w:tr>
+    </w:tbl>
     <w:sectPr>
       <w:pgSz w:w="12240" w:h="15840"/>
       <w:pgMar w:top="1080" w:right="936" w:bottom="1080" w:left="936" w:header="720" w:footer="720" w:gutter="0"/>
